--- a/запросы лаб 2.docx
+++ b/запросы лаб 2.docx
@@ -8,6 +8,1100 @@
           <w:rFonts w:asciiTheme="majorBidi" w:hAnsiTheme="majorBidi" w:cstheme="majorBidi"/>
           <w:sz w:val="28"/>
           <w:szCs w:val="28"/>
+          <w:lang w:val="ru-RU"/>
+        </w:rPr>
+      </w:pPr>
+      <w:r>
+        <w:rPr>
+          <w:rFonts w:asciiTheme="majorBidi" w:hAnsiTheme="majorBidi" w:cstheme="majorBidi"/>
+          <w:sz w:val="28"/>
+          <w:szCs w:val="28"/>
+          <w:lang w:val="ru-RU"/>
+        </w:rPr>
+        <w:t>-- Задание 2.1. Анализ продаж (INNER JOIN)</w:t>
+      </w:r>
+    </w:p>
+    <w:p>
+      <w:pPr>
+        <w:rPr>
+          <w:rFonts w:asciiTheme="majorBidi" w:hAnsiTheme="majorBidi" w:cstheme="majorBidi"/>
+          <w:sz w:val="28"/>
+          <w:szCs w:val="28"/>
+          <w:lang w:val="ru-RU"/>
+        </w:rPr>
+      </w:pPr>
+      <w:r>
+        <w:rPr>
+          <w:rFonts w:asciiTheme="majorBidi" w:hAnsiTheme="majorBidi" w:cstheme="majorBidi"/>
+          <w:sz w:val="28"/>
+          <w:szCs w:val="28"/>
+          <w:lang w:val="ru-RU"/>
+        </w:rPr>
+        <w:t>-- Список клиентов, купивших автомобиль</w:t>
+      </w:r>
+    </w:p>
+    <w:p>
+      <w:pPr>
+        <w:rPr>
+          <w:rFonts w:asciiTheme="majorBidi" w:hAnsiTheme="majorBidi" w:cstheme="majorBidi"/>
+          <w:sz w:val="28"/>
+          <w:szCs w:val="28"/>
+          <w:lang w:val="ru-RU"/>
+        </w:rPr>
+      </w:pPr>
+      <w:r>
+        <w:rPr>
+          <w:rFonts w:asciiTheme="majorBidi" w:hAnsiTheme="majorBidi" w:cstheme="majorBidi"/>
+          <w:sz w:val="28"/>
+          <w:szCs w:val="28"/>
+          <w:lang w:val="ru-RU"/>
+        </w:rPr>
+        <w:t>SELECT</w:t>
+      </w:r>
+    </w:p>
+    <w:p>
+      <w:pPr>
+        <w:rPr>
+          <w:rFonts w:asciiTheme="majorBidi" w:hAnsiTheme="majorBidi" w:cstheme="majorBidi"/>
+          <w:sz w:val="28"/>
+          <w:szCs w:val="28"/>
+          <w:lang w:val="ru-RU"/>
+        </w:rPr>
+      </w:pPr>
+      <w:r>
+        <w:rPr>
+          <w:rFonts w:asciiTheme="majorBidi" w:hAnsiTheme="majorBidi" w:cstheme="majorBidi"/>
+          <w:sz w:val="28"/>
+          <w:szCs w:val="28"/>
+          <w:lang w:val="ru-RU"/>
+        </w:rPr>
+        <w:t xml:space="preserve">    </w:t>
+      </w:r>
+      <w:proofErr w:type="spellStart"/>
+      <w:r>
+        <w:rPr>
+          <w:rFonts w:asciiTheme="majorBidi" w:hAnsiTheme="majorBidi" w:cstheme="majorBidi"/>
+          <w:sz w:val="28"/>
+          <w:szCs w:val="28"/>
+          <w:lang w:val="ru-RU"/>
+        </w:rPr>
+        <w:t>c.customer_id</w:t>
+      </w:r>
+      <w:proofErr w:type="spellEnd"/>
+      <w:r>
+        <w:rPr>
+          <w:rFonts w:asciiTheme="majorBidi" w:hAnsiTheme="majorBidi" w:cstheme="majorBidi"/>
+          <w:sz w:val="28"/>
+          <w:szCs w:val="28"/>
+          <w:lang w:val="ru-RU"/>
+        </w:rPr>
+        <w:t>,</w:t>
+      </w:r>
+    </w:p>
+    <w:p>
+      <w:pPr>
+        <w:rPr>
+          <w:rFonts w:asciiTheme="majorBidi" w:hAnsiTheme="majorBidi" w:cstheme="majorBidi"/>
+          <w:sz w:val="28"/>
+          <w:szCs w:val="28"/>
+          <w:lang w:val="en-US"/>
+        </w:rPr>
+      </w:pPr>
+      <w:r>
+        <w:rPr>
+          <w:rFonts w:asciiTheme="majorBidi" w:hAnsiTheme="majorBidi" w:cstheme="majorBidi"/>
+          <w:sz w:val="28"/>
+          <w:szCs w:val="28"/>
+          <w:lang w:val="ru-RU"/>
+        </w:rPr>
+        <w:t xml:space="preserve">    </w:t>
+      </w:r>
+      <w:proofErr w:type="spellStart"/>
+      <w:r>
+        <w:rPr>
+          <w:rFonts w:asciiTheme="majorBidi" w:hAnsiTheme="majorBidi" w:cstheme="majorBidi"/>
+          <w:sz w:val="28"/>
+          <w:szCs w:val="28"/>
+          <w:lang w:val="en-US"/>
+        </w:rPr>
+        <w:t>c.first_name</w:t>
+      </w:r>
+      <w:proofErr w:type="spellEnd"/>
+      <w:r>
+        <w:rPr>
+          <w:rFonts w:asciiTheme="majorBidi" w:hAnsiTheme="majorBidi" w:cstheme="majorBidi"/>
+          <w:sz w:val="28"/>
+          <w:szCs w:val="28"/>
+          <w:lang w:val="en-US"/>
+        </w:rPr>
+        <w:t>,</w:t>
+      </w:r>
+    </w:p>
+    <w:p>
+      <w:pPr>
+        <w:rPr>
+          <w:rFonts w:asciiTheme="majorBidi" w:hAnsiTheme="majorBidi" w:cstheme="majorBidi"/>
+          <w:sz w:val="28"/>
+          <w:szCs w:val="28"/>
+          <w:lang w:val="en-US"/>
+        </w:rPr>
+      </w:pPr>
+      <w:r>
+        <w:rPr>
+          <w:rFonts w:asciiTheme="majorBidi" w:hAnsiTheme="majorBidi" w:cstheme="majorBidi"/>
+          <w:sz w:val="28"/>
+          <w:szCs w:val="28"/>
+          <w:lang w:val="en-US"/>
+        </w:rPr>
+        <w:t xml:space="preserve">    </w:t>
+      </w:r>
+      <w:proofErr w:type="spellStart"/>
+      <w:r>
+        <w:rPr>
+          <w:rFonts w:asciiTheme="majorBidi" w:hAnsiTheme="majorBidi" w:cstheme="majorBidi"/>
+          <w:sz w:val="28"/>
+          <w:szCs w:val="28"/>
+          <w:lang w:val="en-US"/>
+        </w:rPr>
+        <w:t>c.last_name</w:t>
+      </w:r>
+      <w:proofErr w:type="spellEnd"/>
+      <w:r>
+        <w:rPr>
+          <w:rFonts w:asciiTheme="majorBidi" w:hAnsiTheme="majorBidi" w:cstheme="majorBidi"/>
+          <w:sz w:val="28"/>
+          <w:szCs w:val="28"/>
+          <w:lang w:val="en-US"/>
+        </w:rPr>
+        <w:t>,</w:t>
+      </w:r>
+    </w:p>
+    <w:p>
+      <w:pPr>
+        <w:rPr>
+          <w:rFonts w:asciiTheme="majorBidi" w:hAnsiTheme="majorBidi" w:cstheme="majorBidi"/>
+          <w:sz w:val="28"/>
+          <w:szCs w:val="28"/>
+          <w:lang w:val="en-US"/>
+        </w:rPr>
+      </w:pPr>
+      <w:r>
+        <w:rPr>
+          <w:rFonts w:asciiTheme="majorBidi" w:hAnsiTheme="majorBidi" w:cstheme="majorBidi"/>
+          <w:sz w:val="28"/>
+          <w:szCs w:val="28"/>
+          <w:lang w:val="en-US"/>
+        </w:rPr>
+        <w:t xml:space="preserve">    </w:t>
+      </w:r>
+      <w:proofErr w:type="spellStart"/>
+      <w:r>
+        <w:rPr>
+          <w:rFonts w:asciiTheme="majorBidi" w:hAnsiTheme="majorBidi" w:cstheme="majorBidi"/>
+          <w:sz w:val="28"/>
+          <w:szCs w:val="28"/>
+          <w:lang w:val="en-US"/>
+        </w:rPr>
+        <w:t>c.phone</w:t>
+      </w:r>
+      <w:proofErr w:type="spellEnd"/>
+    </w:p>
+    <w:p>
+      <w:pPr>
+        <w:rPr>
+          <w:rFonts w:asciiTheme="majorBidi" w:hAnsiTheme="majorBidi" w:cstheme="majorBidi"/>
+          <w:sz w:val="28"/>
+          <w:szCs w:val="28"/>
+          <w:lang w:val="en-US"/>
+        </w:rPr>
+      </w:pPr>
+      <w:r>
+        <w:rPr>
+          <w:rFonts w:asciiTheme="majorBidi" w:hAnsiTheme="majorBidi" w:cstheme="majorBidi"/>
+          <w:sz w:val="28"/>
+          <w:szCs w:val="28"/>
+          <w:lang w:val="en-US"/>
+        </w:rPr>
+        <w:t>FROM sales s</w:t>
+      </w:r>
+    </w:p>
+    <w:p>
+      <w:pPr>
+        <w:rPr>
+          <w:rFonts w:asciiTheme="majorBidi" w:hAnsiTheme="majorBidi" w:cstheme="majorBidi"/>
+          <w:sz w:val="28"/>
+          <w:szCs w:val="28"/>
+          <w:lang w:val="en-US"/>
+        </w:rPr>
+      </w:pPr>
+      <w:r>
+        <w:rPr>
+          <w:rFonts w:asciiTheme="majorBidi" w:hAnsiTheme="majorBidi" w:cstheme="majorBidi"/>
+          <w:sz w:val="28"/>
+          <w:szCs w:val="28"/>
+          <w:lang w:val="en-US"/>
+        </w:rPr>
+        <w:t xml:space="preserve">INNER JOIN customers c ON </w:t>
+      </w:r>
+      <w:proofErr w:type="spellStart"/>
+      <w:r>
+        <w:rPr>
+          <w:rFonts w:asciiTheme="majorBidi" w:hAnsiTheme="majorBidi" w:cstheme="majorBidi"/>
+          <w:sz w:val="28"/>
+          <w:szCs w:val="28"/>
+          <w:lang w:val="en-US"/>
+        </w:rPr>
+        <w:t>s.customer_id</w:t>
+      </w:r>
+      <w:proofErr w:type="spellEnd"/>
+      <w:r>
+        <w:rPr>
+          <w:rFonts w:asciiTheme="majorBidi" w:hAnsiTheme="majorBidi" w:cstheme="majorBidi"/>
+          <w:sz w:val="28"/>
+          <w:szCs w:val="28"/>
+          <w:lang w:val="en-US"/>
+        </w:rPr>
+        <w:t xml:space="preserve"> = </w:t>
+      </w:r>
+      <w:proofErr w:type="spellStart"/>
+      <w:r>
+        <w:rPr>
+          <w:rFonts w:asciiTheme="majorBidi" w:hAnsiTheme="majorBidi" w:cstheme="majorBidi"/>
+          <w:sz w:val="28"/>
+          <w:szCs w:val="28"/>
+          <w:lang w:val="en-US"/>
+        </w:rPr>
+        <w:t>c.customer_id</w:t>
+      </w:r>
+      <w:proofErr w:type="spellEnd"/>
+    </w:p>
+    <w:p>
+      <w:pPr>
+        <w:rPr>
+          <w:rFonts w:asciiTheme="majorBidi" w:hAnsiTheme="majorBidi" w:cstheme="majorBidi"/>
+          <w:sz w:val="28"/>
+          <w:szCs w:val="28"/>
+          <w:lang w:val="en-US"/>
+        </w:rPr>
+      </w:pPr>
+      <w:r>
+        <w:rPr>
+          <w:rFonts w:asciiTheme="majorBidi" w:hAnsiTheme="majorBidi" w:cstheme="majorBidi"/>
+          <w:sz w:val="28"/>
+          <w:szCs w:val="28"/>
+          <w:lang w:val="en-US"/>
+        </w:rPr>
+        <w:t xml:space="preserve">INNER JOIN products p ON </w:t>
+      </w:r>
+      <w:proofErr w:type="spellStart"/>
+      <w:r>
+        <w:rPr>
+          <w:rFonts w:asciiTheme="majorBidi" w:hAnsiTheme="majorBidi" w:cstheme="majorBidi"/>
+          <w:sz w:val="28"/>
+          <w:szCs w:val="28"/>
+          <w:lang w:val="en-US"/>
+        </w:rPr>
+        <w:t>s.product_id</w:t>
+      </w:r>
+      <w:proofErr w:type="spellEnd"/>
+      <w:r>
+        <w:rPr>
+          <w:rFonts w:asciiTheme="majorBidi" w:hAnsiTheme="majorBidi" w:cstheme="majorBidi"/>
+          <w:sz w:val="28"/>
+          <w:szCs w:val="28"/>
+          <w:lang w:val="en-US"/>
+        </w:rPr>
+        <w:t xml:space="preserve"> = </w:t>
+      </w:r>
+      <w:proofErr w:type="spellStart"/>
+      <w:r>
+        <w:rPr>
+          <w:rFonts w:asciiTheme="majorBidi" w:hAnsiTheme="majorBidi" w:cstheme="majorBidi"/>
+          <w:sz w:val="28"/>
+          <w:szCs w:val="28"/>
+          <w:lang w:val="en-US"/>
+        </w:rPr>
+        <w:t>p.product_id</w:t>
+      </w:r>
+      <w:proofErr w:type="spellEnd"/>
+    </w:p>
+    <w:p>
+      <w:pPr>
+        <w:rPr>
+          <w:rFonts w:asciiTheme="majorBidi" w:hAnsiTheme="majorBidi" w:cstheme="majorBidi"/>
+          <w:sz w:val="28"/>
+          <w:szCs w:val="28"/>
+          <w:lang w:val="en-US"/>
+        </w:rPr>
+      </w:pPr>
+      <w:r>
+        <w:rPr>
+          <w:rFonts w:asciiTheme="majorBidi" w:hAnsiTheme="majorBidi" w:cstheme="majorBidi"/>
+          <w:sz w:val="28"/>
+          <w:szCs w:val="28"/>
+          <w:lang w:val="en-US"/>
+        </w:rPr>
+        <w:t xml:space="preserve">WHERE </w:t>
+      </w:r>
+      <w:proofErr w:type="spellStart"/>
+      <w:r>
+        <w:rPr>
+          <w:rFonts w:asciiTheme="majorBidi" w:hAnsiTheme="majorBidi" w:cstheme="majorBidi"/>
+          <w:sz w:val="28"/>
+          <w:szCs w:val="28"/>
+          <w:lang w:val="en-US"/>
+        </w:rPr>
+        <w:t>p.product_type</w:t>
+      </w:r>
+      <w:proofErr w:type="spellEnd"/>
+      <w:r>
+        <w:rPr>
+          <w:rFonts w:asciiTheme="majorBidi" w:hAnsiTheme="majorBidi" w:cstheme="majorBidi"/>
+          <w:sz w:val="28"/>
+          <w:szCs w:val="28"/>
+          <w:lang w:val="en-US"/>
+        </w:rPr>
+        <w:t xml:space="preserve"> = 'automobile'</w:t>
+      </w:r>
+    </w:p>
+    <w:p>
+      <w:pPr>
+        <w:rPr>
+          <w:rFonts w:asciiTheme="majorBidi" w:hAnsiTheme="majorBidi" w:cstheme="majorBidi"/>
+          <w:sz w:val="28"/>
+          <w:szCs w:val="28"/>
+          <w:lang w:val="en-US"/>
+        </w:rPr>
+      </w:pPr>
+      <w:r>
+        <w:rPr>
+          <w:rFonts w:asciiTheme="majorBidi" w:hAnsiTheme="majorBidi" w:cstheme="majorBidi"/>
+          <w:sz w:val="28"/>
+          <w:szCs w:val="28"/>
+          <w:lang w:val="en-US"/>
+        </w:rPr>
+        <w:t xml:space="preserve">  AND </w:t>
+      </w:r>
+      <w:proofErr w:type="spellStart"/>
+      <w:r>
+        <w:rPr>
+          <w:rFonts w:asciiTheme="majorBidi" w:hAnsiTheme="majorBidi" w:cstheme="majorBidi"/>
+          <w:sz w:val="28"/>
+          <w:szCs w:val="28"/>
+          <w:lang w:val="en-US"/>
+        </w:rPr>
+        <w:t>c.phone</w:t>
+      </w:r>
+      <w:proofErr w:type="spellEnd"/>
+      <w:r>
+        <w:rPr>
+          <w:rFonts w:asciiTheme="majorBidi" w:hAnsiTheme="majorBidi" w:cstheme="majorBidi"/>
+          <w:sz w:val="28"/>
+          <w:szCs w:val="28"/>
+          <w:lang w:val="en-US"/>
+        </w:rPr>
+        <w:t xml:space="preserve"> IS NOT NULL;</w:t>
+      </w:r>
+    </w:p>
+    <w:p>
+      <w:pPr>
+        <w:rPr>
+          <w:rFonts w:asciiTheme="majorBidi" w:hAnsiTheme="majorBidi" w:cstheme="majorBidi"/>
+          <w:sz w:val="28"/>
+          <w:szCs w:val="28"/>
+          <w:lang w:val="en-US"/>
+        </w:rPr>
+      </w:pPr>
+    </w:p>
+    <w:p>
+      <w:pPr>
+        <w:rPr>
+          <w:rFonts w:asciiTheme="majorBidi" w:hAnsiTheme="majorBidi" w:cstheme="majorBidi"/>
+          <w:sz w:val="28"/>
+          <w:szCs w:val="28"/>
+          <w:lang w:val="ru-RU"/>
+        </w:rPr>
+      </w:pPr>
+      <w:r>
+        <w:rPr>
+          <w:rFonts w:asciiTheme="majorBidi" w:hAnsiTheme="majorBidi" w:cstheme="majorBidi"/>
+          <w:sz w:val="28"/>
+          <w:szCs w:val="28"/>
+          <w:lang w:val="ru-RU"/>
+        </w:rPr>
+        <w:t>-- Задание 2.2. Список гостей (UNION)</w:t>
+      </w:r>
+    </w:p>
+    <w:p>
+      <w:pPr>
+        <w:rPr>
+          <w:rFonts w:asciiTheme="majorBidi" w:hAnsiTheme="majorBidi" w:cstheme="majorBidi"/>
+          <w:sz w:val="28"/>
+          <w:szCs w:val="28"/>
+          <w:lang w:val="ru-RU"/>
+        </w:rPr>
+      </w:pPr>
+      <w:r>
+        <w:rPr>
+          <w:rFonts w:asciiTheme="majorBidi" w:hAnsiTheme="majorBidi" w:cstheme="majorBidi"/>
+          <w:sz w:val="28"/>
+          <w:szCs w:val="28"/>
+          <w:lang w:val="ru-RU"/>
+        </w:rPr>
+        <w:t>-- Клиенты из Los Angeles + сотрудники из Los Angeles</w:t>
+      </w:r>
+    </w:p>
+    <w:p>
+      <w:pPr>
+        <w:rPr>
+          <w:rFonts w:asciiTheme="majorBidi" w:hAnsiTheme="majorBidi" w:cstheme="majorBidi"/>
+          <w:sz w:val="28"/>
+          <w:szCs w:val="28"/>
+          <w:lang w:val="en-US"/>
+        </w:rPr>
+      </w:pPr>
+      <w:r>
+        <w:rPr>
+          <w:rFonts w:asciiTheme="majorBidi" w:hAnsiTheme="majorBidi" w:cstheme="majorBidi"/>
+          <w:sz w:val="28"/>
+          <w:szCs w:val="28"/>
+          <w:lang w:val="en-US"/>
+        </w:rPr>
+        <w:t>SELECT</w:t>
+      </w:r>
+    </w:p>
+    <w:p>
+      <w:pPr>
+        <w:rPr>
+          <w:rFonts w:asciiTheme="majorBidi" w:hAnsiTheme="majorBidi" w:cstheme="majorBidi"/>
+          <w:sz w:val="28"/>
+          <w:szCs w:val="28"/>
+          <w:lang w:val="en-US"/>
+        </w:rPr>
+      </w:pPr>
+      <w:r>
+        <w:rPr>
+          <w:rFonts w:asciiTheme="majorBidi" w:hAnsiTheme="majorBidi" w:cstheme="majorBidi"/>
+          <w:sz w:val="28"/>
+          <w:szCs w:val="28"/>
+          <w:lang w:val="en-US"/>
+        </w:rPr>
+        <w:t xml:space="preserve">    </w:t>
+      </w:r>
+      <w:proofErr w:type="spellStart"/>
+      <w:r>
+        <w:rPr>
+          <w:rFonts w:asciiTheme="majorBidi" w:hAnsiTheme="majorBidi" w:cstheme="majorBidi"/>
+          <w:sz w:val="28"/>
+          <w:szCs w:val="28"/>
+          <w:lang w:val="en-US"/>
+        </w:rPr>
+        <w:t>first_name</w:t>
+      </w:r>
+      <w:proofErr w:type="spellEnd"/>
+      <w:r>
+        <w:rPr>
+          <w:rFonts w:asciiTheme="majorBidi" w:hAnsiTheme="majorBidi" w:cstheme="majorBidi"/>
+          <w:sz w:val="28"/>
+          <w:szCs w:val="28"/>
+          <w:lang w:val="en-US"/>
+        </w:rPr>
+        <w:t>,</w:t>
+      </w:r>
+    </w:p>
+    <w:p>
+      <w:pPr>
+        <w:rPr>
+          <w:rFonts w:asciiTheme="majorBidi" w:hAnsiTheme="majorBidi" w:cstheme="majorBidi"/>
+          <w:sz w:val="28"/>
+          <w:szCs w:val="28"/>
+          <w:lang w:val="en-US"/>
+        </w:rPr>
+      </w:pPr>
+      <w:r>
+        <w:rPr>
+          <w:rFonts w:asciiTheme="majorBidi" w:hAnsiTheme="majorBidi" w:cstheme="majorBidi"/>
+          <w:sz w:val="28"/>
+          <w:szCs w:val="28"/>
+          <w:lang w:val="en-US"/>
+        </w:rPr>
+        <w:t xml:space="preserve">    </w:t>
+      </w:r>
+      <w:proofErr w:type="spellStart"/>
+      <w:r>
+        <w:rPr>
+          <w:rFonts w:asciiTheme="majorBidi" w:hAnsiTheme="majorBidi" w:cstheme="majorBidi"/>
+          <w:sz w:val="28"/>
+          <w:szCs w:val="28"/>
+          <w:lang w:val="en-US"/>
+        </w:rPr>
+        <w:t>last_name</w:t>
+      </w:r>
+      <w:proofErr w:type="spellEnd"/>
+      <w:r>
+        <w:rPr>
+          <w:rFonts w:asciiTheme="majorBidi" w:hAnsiTheme="majorBidi" w:cstheme="majorBidi"/>
+          <w:sz w:val="28"/>
+          <w:szCs w:val="28"/>
+          <w:lang w:val="en-US"/>
+        </w:rPr>
+        <w:t>,</w:t>
+      </w:r>
+    </w:p>
+    <w:p>
+      <w:pPr>
+        <w:rPr>
+          <w:rFonts w:asciiTheme="majorBidi" w:hAnsiTheme="majorBidi" w:cstheme="majorBidi"/>
+          <w:sz w:val="28"/>
+          <w:szCs w:val="28"/>
+          <w:lang w:val="en-US"/>
+        </w:rPr>
+      </w:pPr>
+      <w:r>
+        <w:rPr>
+          <w:rFonts w:asciiTheme="majorBidi" w:hAnsiTheme="majorBidi" w:cstheme="majorBidi"/>
+          <w:sz w:val="28"/>
+          <w:szCs w:val="28"/>
+          <w:lang w:val="en-US"/>
+        </w:rPr>
+        <w:t xml:space="preserve">    'Customer' AS </w:t>
+      </w:r>
+      <w:proofErr w:type="spellStart"/>
+      <w:r>
+        <w:rPr>
+          <w:rFonts w:asciiTheme="majorBidi" w:hAnsiTheme="majorBidi" w:cstheme="majorBidi"/>
+          <w:sz w:val="28"/>
+          <w:szCs w:val="28"/>
+          <w:lang w:val="en-US"/>
+        </w:rPr>
+        <w:t>guest_type</w:t>
+      </w:r>
+      <w:proofErr w:type="spellEnd"/>
+    </w:p>
+    <w:p>
+      <w:pPr>
+        <w:rPr>
+          <w:rFonts w:asciiTheme="majorBidi" w:hAnsiTheme="majorBidi" w:cstheme="majorBidi"/>
+          <w:sz w:val="28"/>
+          <w:szCs w:val="28"/>
+          <w:lang w:val="en-US"/>
+        </w:rPr>
+      </w:pPr>
+      <w:r>
+        <w:rPr>
+          <w:rFonts w:asciiTheme="majorBidi" w:hAnsiTheme="majorBidi" w:cstheme="majorBidi"/>
+          <w:sz w:val="28"/>
+          <w:szCs w:val="28"/>
+          <w:lang w:val="en-US"/>
+        </w:rPr>
+        <w:t>FROM customers</w:t>
+      </w:r>
+    </w:p>
+    <w:p>
+      <w:pPr>
+        <w:rPr>
+          <w:rFonts w:asciiTheme="majorBidi" w:hAnsiTheme="majorBidi" w:cstheme="majorBidi"/>
+          <w:sz w:val="28"/>
+          <w:szCs w:val="28"/>
+          <w:lang w:val="en-US"/>
+        </w:rPr>
+      </w:pPr>
+      <w:r>
+        <w:rPr>
+          <w:rFonts w:asciiTheme="majorBidi" w:hAnsiTheme="majorBidi" w:cstheme="majorBidi"/>
+          <w:sz w:val="28"/>
+          <w:szCs w:val="28"/>
+          <w:lang w:val="en-US"/>
+        </w:rPr>
+        <w:t>WHERE city = 'Los Angeles'</w:t>
+      </w:r>
+    </w:p>
+    <w:p>
+      <w:pPr>
+        <w:rPr>
+          <w:rFonts w:asciiTheme="majorBidi" w:hAnsiTheme="majorBidi" w:cstheme="majorBidi"/>
+          <w:sz w:val="28"/>
+          <w:szCs w:val="28"/>
+          <w:lang w:val="en-US"/>
+        </w:rPr>
+      </w:pPr>
+    </w:p>
+    <w:p>
+      <w:pPr>
+        <w:rPr>
+          <w:rFonts w:asciiTheme="majorBidi" w:hAnsiTheme="majorBidi" w:cstheme="majorBidi"/>
+          <w:sz w:val="28"/>
+          <w:szCs w:val="28"/>
+          <w:lang w:val="en-US"/>
+        </w:rPr>
+      </w:pPr>
+      <w:r>
+        <w:rPr>
+          <w:rFonts w:asciiTheme="majorBidi" w:hAnsiTheme="majorBidi" w:cstheme="majorBidi"/>
+          <w:sz w:val="28"/>
+          <w:szCs w:val="28"/>
+          <w:lang w:val="en-US"/>
+        </w:rPr>
+        <w:t>UNION</w:t>
+      </w:r>
+    </w:p>
+    <w:p>
+      <w:pPr>
+        <w:rPr>
+          <w:rFonts w:asciiTheme="majorBidi" w:hAnsiTheme="majorBidi" w:cstheme="majorBidi"/>
+          <w:sz w:val="28"/>
+          <w:szCs w:val="28"/>
+          <w:lang w:val="en-US"/>
+        </w:rPr>
+      </w:pPr>
+    </w:p>
+    <w:p>
+      <w:pPr>
+        <w:rPr>
+          <w:rFonts w:asciiTheme="majorBidi" w:hAnsiTheme="majorBidi" w:cstheme="majorBidi"/>
+          <w:sz w:val="28"/>
+          <w:szCs w:val="28"/>
+          <w:lang w:val="en-US"/>
+        </w:rPr>
+      </w:pPr>
+      <w:r>
+        <w:rPr>
+          <w:rFonts w:asciiTheme="majorBidi" w:hAnsiTheme="majorBidi" w:cstheme="majorBidi"/>
+          <w:sz w:val="28"/>
+          <w:szCs w:val="28"/>
+          <w:lang w:val="en-US"/>
+        </w:rPr>
+        <w:t>SELECT</w:t>
+      </w:r>
+    </w:p>
+    <w:p>
+      <w:pPr>
+        <w:rPr>
+          <w:rFonts w:asciiTheme="majorBidi" w:hAnsiTheme="majorBidi" w:cstheme="majorBidi"/>
+          <w:sz w:val="28"/>
+          <w:szCs w:val="28"/>
+          <w:lang w:val="en-US"/>
+        </w:rPr>
+      </w:pPr>
+      <w:r>
+        <w:rPr>
+          <w:rFonts w:asciiTheme="majorBidi" w:hAnsiTheme="majorBidi" w:cstheme="majorBidi"/>
+          <w:sz w:val="28"/>
+          <w:szCs w:val="28"/>
+          <w:lang w:val="en-US"/>
+        </w:rPr>
+        <w:t xml:space="preserve">    </w:t>
+      </w:r>
+      <w:proofErr w:type="spellStart"/>
+      <w:r>
+        <w:rPr>
+          <w:rFonts w:asciiTheme="majorBidi" w:hAnsiTheme="majorBidi" w:cstheme="majorBidi"/>
+          <w:sz w:val="28"/>
+          <w:szCs w:val="28"/>
+          <w:lang w:val="en-US"/>
+        </w:rPr>
+        <w:t>sp.first_name</w:t>
+      </w:r>
+      <w:proofErr w:type="spellEnd"/>
+      <w:r>
+        <w:rPr>
+          <w:rFonts w:asciiTheme="majorBidi" w:hAnsiTheme="majorBidi" w:cstheme="majorBidi"/>
+          <w:sz w:val="28"/>
+          <w:szCs w:val="28"/>
+          <w:lang w:val="en-US"/>
+        </w:rPr>
+        <w:t>,</w:t>
+      </w:r>
+    </w:p>
+    <w:p>
+      <w:pPr>
+        <w:rPr>
+          <w:rFonts w:asciiTheme="majorBidi" w:hAnsiTheme="majorBidi" w:cstheme="majorBidi"/>
+          <w:sz w:val="28"/>
+          <w:szCs w:val="28"/>
+          <w:lang w:val="en-US"/>
+        </w:rPr>
+      </w:pPr>
+      <w:r>
+        <w:rPr>
+          <w:rFonts w:asciiTheme="majorBidi" w:hAnsiTheme="majorBidi" w:cstheme="majorBidi"/>
+          <w:sz w:val="28"/>
+          <w:szCs w:val="28"/>
+          <w:lang w:val="en-US"/>
+        </w:rPr>
+        <w:lastRenderedPageBreak/>
+        <w:t xml:space="preserve">    </w:t>
+      </w:r>
+      <w:proofErr w:type="spellStart"/>
+      <w:r>
+        <w:rPr>
+          <w:rFonts w:asciiTheme="majorBidi" w:hAnsiTheme="majorBidi" w:cstheme="majorBidi"/>
+          <w:sz w:val="28"/>
+          <w:szCs w:val="28"/>
+          <w:lang w:val="en-US"/>
+        </w:rPr>
+        <w:t>sp.last_name</w:t>
+      </w:r>
+      <w:proofErr w:type="spellEnd"/>
+      <w:r>
+        <w:rPr>
+          <w:rFonts w:asciiTheme="majorBidi" w:hAnsiTheme="majorBidi" w:cstheme="majorBidi"/>
+          <w:sz w:val="28"/>
+          <w:szCs w:val="28"/>
+          <w:lang w:val="en-US"/>
+        </w:rPr>
+        <w:t>,</w:t>
+      </w:r>
+    </w:p>
+    <w:p>
+      <w:pPr>
+        <w:rPr>
+          <w:rFonts w:asciiTheme="majorBidi" w:hAnsiTheme="majorBidi" w:cstheme="majorBidi"/>
+          <w:sz w:val="28"/>
+          <w:szCs w:val="28"/>
+          <w:lang w:val="en-US"/>
+        </w:rPr>
+      </w:pPr>
+      <w:r>
+        <w:rPr>
+          <w:rFonts w:asciiTheme="majorBidi" w:hAnsiTheme="majorBidi" w:cstheme="majorBidi"/>
+          <w:sz w:val="28"/>
+          <w:szCs w:val="28"/>
+          <w:lang w:val="en-US"/>
+        </w:rPr>
+        <w:t xml:space="preserve">    'Employee' AS guest_type</w:t>
+      </w:r>
+    </w:p>
+    <w:p>
+      <w:pPr>
+        <w:rPr>
+          <w:rFonts w:asciiTheme="majorBidi" w:hAnsiTheme="majorBidi" w:cstheme="majorBidi"/>
+          <w:sz w:val="28"/>
+          <w:szCs w:val="28"/>
+          <w:lang w:val="en-US"/>
+        </w:rPr>
+      </w:pPr>
+      <w:r>
+        <w:rPr>
+          <w:rFonts w:asciiTheme="majorBidi" w:hAnsiTheme="majorBidi" w:cstheme="majorBidi"/>
+          <w:sz w:val="28"/>
+          <w:szCs w:val="28"/>
+          <w:lang w:val="en-US"/>
+        </w:rPr>
+        <w:t>FROM salespeople sp</w:t>
+      </w:r>
+    </w:p>
+    <w:p>
+      <w:pPr>
+        <w:rPr>
+          <w:rFonts w:asciiTheme="majorBidi" w:hAnsiTheme="majorBidi" w:cstheme="majorBidi"/>
+          <w:sz w:val="28"/>
+          <w:szCs w:val="28"/>
+          <w:lang w:val="en-US"/>
+        </w:rPr>
+      </w:pPr>
+      <w:r>
+        <w:rPr>
+          <w:rFonts w:asciiTheme="majorBidi" w:hAnsiTheme="majorBidi" w:cstheme="majorBidi"/>
+          <w:sz w:val="28"/>
+          <w:szCs w:val="28"/>
+          <w:lang w:val="en-US"/>
+        </w:rPr>
+        <w:t>INNER JOIN dealerships d ON sp.dealership_id = d.dealership_id</w:t>
+      </w:r>
+    </w:p>
+    <w:p>
+      <w:pPr>
+        <w:rPr>
+          <w:rFonts w:asciiTheme="majorBidi" w:hAnsiTheme="majorBidi" w:cstheme="majorBidi"/>
+          <w:sz w:val="28"/>
+          <w:szCs w:val="28"/>
+          <w:lang w:val="en-US"/>
+        </w:rPr>
+      </w:pPr>
+      <w:r>
+        <w:rPr>
+          <w:rFonts w:asciiTheme="majorBidi" w:hAnsiTheme="majorBidi" w:cstheme="majorBidi"/>
+          <w:sz w:val="28"/>
+          <w:szCs w:val="28"/>
+          <w:lang w:val="en-US"/>
+        </w:rPr>
+        <w:t>WHERE d.city = 'Los Angeles';</w:t>
+      </w:r>
+    </w:p>
+    <w:p>
+      <w:pPr>
+        <w:rPr>
+          <w:rFonts w:asciiTheme="majorBidi" w:hAnsiTheme="majorBidi" w:cstheme="majorBidi"/>
+          <w:sz w:val="28"/>
+          <w:szCs w:val="28"/>
+          <w:lang w:val="en-US"/>
+        </w:rPr>
+      </w:pPr>
+    </w:p>
+    <w:p>
+      <w:pPr>
+        <w:rPr>
+          <w:rFonts w:asciiTheme="majorBidi" w:hAnsiTheme="majorBidi" w:cstheme="majorBidi"/>
+          <w:sz w:val="28"/>
+          <w:szCs w:val="28"/>
+          <w:lang w:val="ru-RU"/>
+        </w:rPr>
+      </w:pPr>
+      <w:r>
+        <w:rPr>
+          <w:rFonts w:asciiTheme="majorBidi" w:hAnsiTheme="majorBidi" w:cstheme="majorBidi"/>
+          <w:sz w:val="28"/>
+          <w:szCs w:val="28"/>
+          <w:lang w:val="ru-RU"/>
+        </w:rPr>
+        <w:t>-- Задание 2.3. Подготовка витрины данных (CASE, COALESCE, LEFT JOIN)</w:t>
+      </w:r>
+    </w:p>
+    <w:p>
+      <w:pPr>
+        <w:rPr>
+          <w:rFonts w:asciiTheme="majorBidi" w:hAnsiTheme="majorBidi" w:cstheme="majorBidi"/>
+          <w:sz w:val="28"/>
+          <w:szCs w:val="28"/>
+          <w:lang w:val="en-US"/>
+        </w:rPr>
+      </w:pPr>
+      <w:r>
+        <w:rPr>
+          <w:rFonts w:asciiTheme="majorBidi" w:hAnsiTheme="majorBidi" w:cstheme="majorBidi"/>
+          <w:sz w:val="28"/>
+          <w:szCs w:val="28"/>
+          <w:lang w:val="en-US"/>
+        </w:rPr>
+        <w:t>SELECT</w:t>
+      </w:r>
+    </w:p>
+    <w:p>
+      <w:pPr>
+        <w:rPr>
+          <w:rFonts w:asciiTheme="majorBidi" w:hAnsiTheme="majorBidi" w:cstheme="majorBidi"/>
+          <w:sz w:val="28"/>
+          <w:szCs w:val="28"/>
+          <w:lang w:val="en-US"/>
+        </w:rPr>
+      </w:pPr>
+      <w:r>
+        <w:rPr>
+          <w:rFonts w:asciiTheme="majorBidi" w:hAnsiTheme="majorBidi" w:cstheme="majorBidi"/>
+          <w:sz w:val="28"/>
+          <w:szCs w:val="28"/>
+          <w:lang w:val="en-US"/>
+        </w:rPr>
+        <w:t xml:space="preserve">    c.*,</w:t>
+      </w:r>
+    </w:p>
+    <w:p>
+      <w:pPr>
+        <w:rPr>
+          <w:rFonts w:asciiTheme="majorBidi" w:hAnsiTheme="majorBidi" w:cstheme="majorBidi"/>
+          <w:sz w:val="28"/>
+          <w:szCs w:val="28"/>
+          <w:lang w:val="en-US"/>
+        </w:rPr>
+      </w:pPr>
+      <w:r>
+        <w:rPr>
+          <w:rFonts w:asciiTheme="majorBidi" w:hAnsiTheme="majorBidi" w:cstheme="majorBidi"/>
+          <w:sz w:val="28"/>
+          <w:szCs w:val="28"/>
+          <w:lang w:val="en-US"/>
+        </w:rPr>
+        <w:t xml:space="preserve">    p.*,</w:t>
+      </w:r>
+    </w:p>
+    <w:p>
+      <w:pPr>
+        <w:rPr>
+          <w:rFonts w:asciiTheme="majorBidi" w:hAnsiTheme="majorBidi" w:cstheme="majorBidi"/>
+          <w:sz w:val="28"/>
+          <w:szCs w:val="28"/>
+          <w:lang w:val="en-US"/>
+        </w:rPr>
+      </w:pPr>
+      <w:r>
+        <w:rPr>
+          <w:rFonts w:asciiTheme="majorBidi" w:hAnsiTheme="majorBidi" w:cstheme="majorBidi"/>
+          <w:sz w:val="28"/>
+          <w:szCs w:val="28"/>
+          <w:lang w:val="en-US"/>
+        </w:rPr>
+        <w:t xml:space="preserve">    COALESCE(s.dealership_id, -1) AS dealership_id_fixed,</w:t>
+      </w:r>
+    </w:p>
+    <w:p>
+      <w:pPr>
+        <w:rPr>
+          <w:rFonts w:asciiTheme="majorBidi" w:hAnsiTheme="majorBidi" w:cstheme="majorBidi"/>
+          <w:sz w:val="28"/>
+          <w:szCs w:val="28"/>
+          <w:lang w:val="en-US"/>
+        </w:rPr>
+      </w:pPr>
+      <w:r>
+        <w:rPr>
+          <w:rFonts w:asciiTheme="majorBidi" w:hAnsiTheme="majorBidi" w:cstheme="majorBidi"/>
+          <w:sz w:val="28"/>
+          <w:szCs w:val="28"/>
+          <w:lang w:val="en-US"/>
+        </w:rPr>
+        <w:t xml:space="preserve">    CASE</w:t>
+      </w:r>
+    </w:p>
+    <w:p>
+      <w:pPr>
+        <w:rPr>
+          <w:rFonts w:asciiTheme="majorBidi" w:hAnsiTheme="majorBidi" w:cstheme="majorBidi"/>
+          <w:sz w:val="28"/>
+          <w:szCs w:val="28"/>
+          <w:lang w:val="en-US"/>
+        </w:rPr>
+      </w:pPr>
+      <w:r>
+        <w:rPr>
+          <w:rFonts w:asciiTheme="majorBidi" w:hAnsiTheme="majorBidi" w:cstheme="majorBidi"/>
+          <w:sz w:val="28"/>
+          <w:szCs w:val="28"/>
+          <w:lang w:val="en-US"/>
+        </w:rPr>
+        <w:t xml:space="preserve">        WHEN s.sales_amount &lt;= p.base_msrp - 500 THEN 1</w:t>
+      </w:r>
+    </w:p>
+    <w:p>
+      <w:pPr>
+        <w:rPr>
+          <w:rFonts w:asciiTheme="majorBidi" w:hAnsiTheme="majorBidi" w:cstheme="majorBidi"/>
+          <w:sz w:val="28"/>
+          <w:szCs w:val="28"/>
+          <w:lang w:val="en-US"/>
+        </w:rPr>
+      </w:pPr>
+      <w:r>
+        <w:rPr>
+          <w:rFonts w:asciiTheme="majorBidi" w:hAnsiTheme="majorBidi" w:cstheme="majorBidi"/>
+          <w:sz w:val="28"/>
+          <w:szCs w:val="28"/>
+          <w:lang w:val="en-US"/>
+        </w:rPr>
+        <w:t xml:space="preserve">        ELSE 0</w:t>
+      </w:r>
+    </w:p>
+    <w:p>
+      <w:pPr>
+        <w:rPr>
+          <w:rFonts w:asciiTheme="majorBidi" w:hAnsiTheme="majorBidi" w:cstheme="majorBidi"/>
+          <w:sz w:val="28"/>
+          <w:szCs w:val="28"/>
+          <w:lang w:val="en-US"/>
+        </w:rPr>
+      </w:pPr>
+      <w:r>
+        <w:rPr>
+          <w:rFonts w:asciiTheme="majorBidi" w:hAnsiTheme="majorBidi" w:cstheme="majorBidi"/>
+          <w:sz w:val="28"/>
+          <w:szCs w:val="28"/>
+          <w:lang w:val="en-US"/>
+        </w:rPr>
+        <w:t xml:space="preserve">    END AS high_savings</w:t>
+      </w:r>
+    </w:p>
+    <w:p>
+      <w:pPr>
+        <w:rPr>
+          <w:rFonts w:asciiTheme="majorBidi" w:hAnsiTheme="majorBidi" w:cstheme="majorBidi"/>
+          <w:sz w:val="28"/>
+          <w:szCs w:val="28"/>
+          <w:lang w:val="en-US"/>
+        </w:rPr>
+      </w:pPr>
+      <w:r>
+        <w:rPr>
+          <w:rFonts w:asciiTheme="majorBidi" w:hAnsiTheme="majorBidi" w:cstheme="majorBidi"/>
+          <w:sz w:val="28"/>
+          <w:szCs w:val="28"/>
+          <w:lang w:val="en-US"/>
+        </w:rPr>
+        <w:t>FROM sales s</w:t>
+      </w:r>
+    </w:p>
+    <w:p>
+      <w:pPr>
+        <w:rPr>
+          <w:rFonts w:asciiTheme="majorBidi" w:hAnsiTheme="majorBidi" w:cstheme="majorBidi"/>
+          <w:sz w:val="28"/>
+          <w:szCs w:val="28"/>
+          <w:lang w:val="en-US"/>
+        </w:rPr>
+      </w:pPr>
+      <w:r>
+        <w:rPr>
+          <w:rFonts w:asciiTheme="majorBidi" w:hAnsiTheme="majorBidi" w:cstheme="majorBidi"/>
+          <w:sz w:val="28"/>
+          <w:szCs w:val="28"/>
+          <w:lang w:val="en-US"/>
+        </w:rPr>
+        <w:t>LEFT JOIN customers c ON s.customer_id = c.customer_id</w:t>
+      </w:r>
+    </w:p>
+    <w:p>
+      <w:pPr>
+        <w:rPr>
+          <w:rFonts w:asciiTheme="majorBidi" w:hAnsiTheme="majorBidi" w:cstheme="majorBidi"/>
+          <w:sz w:val="28"/>
+          <w:szCs w:val="28"/>
+          <w:lang w:val="en-US"/>
+        </w:rPr>
+      </w:pPr>
+      <w:r>
+        <w:rPr>
+          <w:rFonts w:asciiTheme="majorBidi" w:hAnsiTheme="majorBidi" w:cstheme="majorBidi"/>
+          <w:sz w:val="28"/>
+          <w:szCs w:val="28"/>
+          <w:lang w:val="en-US"/>
+        </w:rPr>
+        <w:t>LEFT JOIN products p ON s.product_id = p.product_id</w:t>
+      </w:r>
+    </w:p>
+    <w:p>
+      <w:pPr>
+        <w:rPr>
+          <w:rFonts w:asciiTheme="majorBidi" w:hAnsiTheme="majorBidi" w:cstheme="majorBidi"/>
+          <w:sz w:val="28"/>
+          <w:szCs w:val="28"/>
+          <w:lang w:val="en-US"/>
+        </w:rPr>
+      </w:pPr>
+      <w:r>
+        <w:rPr>
+          <w:rFonts w:asciiTheme="majorBidi" w:hAnsiTheme="majorBidi" w:cstheme="majorBidi"/>
+          <w:sz w:val="28"/>
+          <w:szCs w:val="28"/>
+          <w:lang w:val="en-US"/>
+        </w:rPr>
+        <w:t>LEFT JOIN dealerships d ON s.dealership_id = d.dealership_id;</w:t>
+      </w:r>
+    </w:p>
+    <w:p>
+      <w:pPr>
+        <w:rPr>
+          <w:rFonts w:asciiTheme="majorBidi" w:hAnsiTheme="majorBidi" w:cstheme="majorBidi"/>
+          <w:sz w:val="28"/>
+          <w:szCs w:val="28"/>
+          <w:lang w:val="en-US"/>
+        </w:rPr>
+      </w:pPr>
+    </w:p>
+    <w:p>
+      <w:pPr>
+        <w:rPr>
+          <w:rFonts w:asciiTheme="majorBidi" w:hAnsiTheme="majorBidi" w:cstheme="majorBidi"/>
+          <w:sz w:val="28"/>
+          <w:szCs w:val="28"/>
         </w:rPr>
       </w:pPr>
       <w:r>
@@ -101,6 +1195,7 @@
           <w:sz w:val="28"/>
           <w:szCs w:val="28"/>
         </w:rPr>
+        <w:lastRenderedPageBreak/>
         <w:t>INNER JOIN customers c ON s.customer_id = c.customer_id</w:t>
       </w:r>
     </w:p>
